--- a/바른라운지_서비스이용약관_초안_20260708.docx
+++ b/바른라운지_서비스이용약관_초안_20260708.docx
@@ -31,7 +31,7 @@
           <w:sz w:val="18"/>
           <w:szCs w:val="18"/>
         </w:rPr>
-        <w:t xml:space="preserve">※ 법무 검토용 초안 (2026-07-08). 확정 전 검토 필요 사항: ① "회사" 법인명 — 제휴 계약서상 (주)바른컴퍼니 / 어드민 표기 (주)바른손카드 중 확정하여 통일 ② 제9조 ③항 계속거래 중도해지 위약금 요율 ③ 시행일자.</w:t>
+        <w:t xml:space="preserve">※ 법무 검토용 초안 (2026-07-08 작성 · 2026-07-13 갱신 — 법인명 (주)바른컴퍼니 확정 반영). 확정 전 검토 필요 사항: ① 제9조 ③항 계속거래 중도해지 위약금 요율(제휴 계약서 법무본은 법령 위임 방식 채택) ② 시행일자.</w:t>
       </w:r>
     </w:p>
     <w:p>
@@ -59,7 +59,7 @@
           <w:sz w:val="20"/>
           <w:szCs w:val="20"/>
         </w:rPr>
-        <w:t xml:space="preserve">이 약관은 ________(이하 "회사")가 운영하는 바른라운지 서비스(이하 "서비스")를 통하여 판매되는 이용권의 구매, 사용, 환불 등에 관한 회사와 이용자 간의 권리·의무 및 책임사항을 정함을 목적으로 합니다.</w:t>
+        <w:t xml:space="preserve">이 약관은 (주)바른컴퍼니(이하 "회사")가 운영하는 바른라운지 서비스(이하 "서비스")를 통하여 판매되는 이용권의 구매, 사용, 환불 등에 관한 회사와 이용자 간의 권리·의무 및 책임사항을 정함을 목적으로 합니다.</w:t>
       </w:r>
     </w:p>
     <w:p>

--- a/바른라운지_서비스이용약관_초안_20260708.docx
+++ b/바른라운지_서비스이용약관_초안_20260708.docx
@@ -357,7 +357,7 @@
           <w:sz w:val="22"/>
           <w:szCs w:val="22"/>
         </w:rPr>
-        <w:t xml:space="preserve">제7조 (유효기간 및 연장)</w:t>
+        <w:t xml:space="preserve">제7조 (유효기간)</w:t>
       </w:r>
     </w:p>
     <w:p>
@@ -383,20 +383,20 @@
           <w:sz w:val="20"/>
           <w:szCs w:val="20"/>
         </w:rPr>
-        <w:t xml:space="preserve">② 회사는 유효기간 도래 30일 전까지 이용자에게 잔액(잔여 회수), 만료 예정일, 연장 및 환불 방법을 통지합니다.</w:t>
-      </w:r>
-    </w:p>
-    <w:p>
-      <w:pPr>
-        <w:spacing w:after="100" w:line="300"/>
-      </w:pPr>
-      <w:r>
-        <w:rPr>
-          <w:rFonts w:ascii="Malgun Gothic" w:cs="Malgun Gothic" w:eastAsia="Malgun Gothic" w:hAnsi="Malgun Gothic"/>
-          <w:sz w:val="20"/>
-          <w:szCs w:val="20"/>
-        </w:rPr>
-        <w:t xml:space="preserve">③ 이용자는 유효기간 만료 전 연장을 신청할 수 있으며, 회사는 업체의 폐업 등 특별한 사정이 없는 한 이에 응합니다. 연장은 구매일로부터 5년을 초과할 수 없습니다.</w:t>
+        <w:t xml:space="preserve">② 회사는 유효기간 도래 30일 전까지 이용자에게 잔액(잔여 회수), 만료 예정일, 환불 방법을 통지합니다.</w:t>
+      </w:r>
+    </w:p>
+    <w:p>
+      <w:pPr>
+        <w:spacing w:after="100" w:line="300"/>
+      </w:pPr>
+      <w:r>
+        <w:rPr>
+          <w:rFonts w:ascii="Malgun Gothic" w:cs="Malgun Gothic" w:eastAsia="Malgun Gothic" w:hAnsi="Malgun Gothic"/>
+          <w:sz w:val="20"/>
+          <w:szCs w:val="20"/>
+        </w:rPr>
+        <w:t xml:space="preserve">③ 이용권의 유효기간은 연장되지 않습니다. 유효기간 내 사용이 어려운 경우 이용자는 제9조에 따라 환불을 신청할 수 있습니다.</w:t>
       </w:r>
     </w:p>
     <w:p>
@@ -543,7 +543,7 @@
           <w:sz w:val="20"/>
           <w:szCs w:val="20"/>
         </w:rPr>
-        <w:t xml:space="preserve">⑥ 환불은 이용자의 청구에 의하여 처리되며, 회사는 제7조 ②항의 통지로써 환불·연장 방법을 안내합니다.</w:t>
+        <w:t xml:space="preserve">⑥ 환불은 이용자의 청구에 의하여 처리되며, 회사는 제7조 ②항의 통지로써 환불 방법을 안내합니다.</w:t>
       </w:r>
     </w:p>
     <w:p>
